--- a/pr-preview/pr-58/Your-Book-Title-tracked-changes.docx
+++ b/pr-preview/pr-58/Your-Book-Title-tracked-changes.docx
@@ -2232,7 +2232,7 @@
           <w:numId w:val="1004"/>
         </w:numPr>
       </w:pPr>
-      <w:ins w:id="79" w:author="d-morrison" w:date="2026-09-15T01:07:52Z">
+      <w:ins w:id="79" w:author="d-morrison" w:date="2026-09-15T01:09:47Z">
         <w:r>
           <w:rPr>
             <w:b/>
@@ -2241,12 +2241,12 @@
           <w:t xml:space="preserve">Branch:</w:t>
         </w:r>
       </w:ins>
-      <w:ins w:id="79" w:author="d-morrison" w:date="2026-09-15T01:07:52Z">
+      <w:ins w:id="79" w:author="d-morrison" w:date="2026-09-15T01:09:47Z">
         <w:r>
           <w:t xml:space="preserve"> </w:t>
         </w:r>
       </w:ins>
-      <w:ins w:id="79" w:author="d-morrison" w:date="2026-09-15T01:07:52Z">
+      <w:ins w:id="79" w:author="d-morrison" w:date="2026-09-15T01:09:47Z">
         <w:r>
           <w:t xml:space="preserve">claude/fix-28-workflow-timeouts</w:t>
         </w:r>
@@ -2260,7 +2260,7 @@
           <w:numId w:val="1004"/>
         </w:numPr>
       </w:pPr>
-      <w:ins w:id="80" w:author="d-morrison" w:date="2026-09-15T01:07:52Z">
+      <w:ins w:id="80" w:author="d-morrison" w:date="2026-09-15T01:09:47Z">
         <w:r>
           <w:rPr>
             <w:b/>
@@ -2269,14 +2269,14 @@
           <w:t xml:space="preserve">Commit:</w:t>
         </w:r>
       </w:ins>
-      <w:ins w:id="80" w:author="d-morrison" w:date="2026-09-15T01:07:52Z">
+      <w:ins w:id="80" w:author="d-morrison" w:date="2026-09-15T01:09:47Z">
         <w:r>
           <w:t xml:space="preserve"> </w:t>
         </w:r>
       </w:ins>
-      <w:ins w:id="80" w:author="d-morrison" w:date="2026-09-15T01:07:52Z">
+      <w:ins w:id="80" w:author="d-morrison" w:date="2026-09-15T01:09:47Z">
         <w:r>
-          <w:t xml:space="preserve">fbdcb50</w:t>
+          <w:t xml:space="preserve">6669f36</w:t>
         </w:r>
       </w:ins>
     </w:p>
@@ -2288,7 +2288,7 @@
           <w:numId w:val="1004"/>
         </w:numPr>
       </w:pPr>
-      <w:ins w:id="81" w:author="d-morrison" w:date="2026-09-15T01:07:52Z">
+      <w:ins w:id="81" w:author="d-morrison" w:date="2026-09-15T01:09:47Z">
         <w:r>
           <w:rPr>
             <w:b/>
@@ -2297,14 +2297,14 @@
           <w:t xml:space="preserve">Full commit hash:</w:t>
         </w:r>
       </w:ins>
-      <w:ins w:id="81" w:author="d-morrison" w:date="2026-09-15T01:07:52Z">
+      <w:ins w:id="81" w:author="d-morrison" w:date="2026-09-15T01:09:47Z">
         <w:r>
           <w:t xml:space="preserve"> </w:t>
         </w:r>
       </w:ins>
-      <w:ins w:id="81" w:author="d-morrison" w:date="2026-09-15T01:07:52Z">
+      <w:ins w:id="81" w:author="d-morrison" w:date="2026-09-15T01:09:47Z">
         <w:r>
-          <w:t xml:space="preserve">fbdcb50b1c74bee7040b273910a8b72909ba3101</w:t>
+          <w:t xml:space="preserve">6669f36f68606fad349eb40d8e283d3cde1a388a</w:t>
         </w:r>
       </w:ins>
     </w:p>
@@ -2316,7 +2316,7 @@
           <w:numId w:val="1004"/>
         </w:numPr>
       </w:pPr>
-      <w:ins w:id="82" w:author="d-morrison" w:date="2026-09-15T01:07:52Z">
+      <w:ins w:id="82" w:author="d-morrison" w:date="2026-09-15T01:09:47Z">
         <w:r>
           <w:rPr>
             <w:b/>
@@ -2325,14 +2325,14 @@
           <w:t xml:space="preserve">Commit date:</w:t>
         </w:r>
       </w:ins>
-      <w:ins w:id="82" w:author="d-morrison" w:date="2026-09-15T01:07:52Z">
+      <w:ins w:id="82" w:author="d-morrison" w:date="2026-09-15T01:09:47Z">
         <w:r>
           <w:t xml:space="preserve"> </w:t>
         </w:r>
       </w:ins>
-      <w:ins w:id="82" w:author="d-morrison" w:date="2026-09-15T01:07:52Z">
+      <w:ins w:id="82" w:author="d-morrison" w:date="2026-09-15T01:09:47Z">
         <w:r>
-          <w:t xml:space="preserve">2026-09-14 18:05:21 -0700</w:t>
+          <w:t xml:space="preserve">2026-09-15 01:07:19 +0000</w:t>
         </w:r>
       </w:ins>
     </w:p>

--- a/pr-preview/pr-58/Your-Book-Title-tracked-changes.docx
+++ b/pr-preview/pr-58/Your-Book-Title-tracked-changes.docx
@@ -2232,7 +2232,7 @@
           <w:numId w:val="1004"/>
         </w:numPr>
       </w:pPr>
-      <w:ins w:id="79" w:author="d-morrison" w:date="2026-09-15T01:09:47Z">
+      <w:ins w:id="79" w:author="d-morrison" w:date="2026-09-15T01:11:38Z">
         <w:r>
           <w:rPr>
             <w:b/>
@@ -2241,12 +2241,12 @@
           <w:t xml:space="preserve">Branch:</w:t>
         </w:r>
       </w:ins>
-      <w:ins w:id="79" w:author="d-morrison" w:date="2026-09-15T01:09:47Z">
+      <w:ins w:id="79" w:author="d-morrison" w:date="2026-09-15T01:11:38Z">
         <w:r>
           <w:t xml:space="preserve"> </w:t>
         </w:r>
       </w:ins>
-      <w:ins w:id="79" w:author="d-morrison" w:date="2026-09-15T01:09:47Z">
+      <w:ins w:id="79" w:author="d-morrison" w:date="2026-09-15T01:11:38Z">
         <w:r>
           <w:t xml:space="preserve">claude/fix-28-workflow-timeouts</w:t>
         </w:r>
@@ -2260,7 +2260,7 @@
           <w:numId w:val="1004"/>
         </w:numPr>
       </w:pPr>
-      <w:ins w:id="80" w:author="d-morrison" w:date="2026-09-15T01:09:47Z">
+      <w:ins w:id="80" w:author="d-morrison" w:date="2026-09-15T01:11:38Z">
         <w:r>
           <w:rPr>
             <w:b/>
@@ -2269,14 +2269,14 @@
           <w:t xml:space="preserve">Commit:</w:t>
         </w:r>
       </w:ins>
-      <w:ins w:id="80" w:author="d-morrison" w:date="2026-09-15T01:09:47Z">
+      <w:ins w:id="80" w:author="d-morrison" w:date="2026-09-15T01:11:38Z">
         <w:r>
           <w:t xml:space="preserve"> </w:t>
         </w:r>
       </w:ins>
-      <w:ins w:id="80" w:author="d-morrison" w:date="2026-09-15T01:09:47Z">
+      <w:ins w:id="80" w:author="d-morrison" w:date="2026-09-15T01:11:38Z">
         <w:r>
-          <w:t xml:space="preserve">6669f36</w:t>
+          <w:t xml:space="preserve">37f910d</w:t>
         </w:r>
       </w:ins>
     </w:p>
@@ -2288,7 +2288,7 @@
           <w:numId w:val="1004"/>
         </w:numPr>
       </w:pPr>
-      <w:ins w:id="81" w:author="d-morrison" w:date="2026-09-15T01:09:47Z">
+      <w:ins w:id="81" w:author="d-morrison" w:date="2026-09-15T01:11:38Z">
         <w:r>
           <w:rPr>
             <w:b/>
@@ -2297,14 +2297,14 @@
           <w:t xml:space="preserve">Full commit hash:</w:t>
         </w:r>
       </w:ins>
-      <w:ins w:id="81" w:author="d-morrison" w:date="2026-09-15T01:09:47Z">
+      <w:ins w:id="81" w:author="d-morrison" w:date="2026-09-15T01:11:38Z">
         <w:r>
           <w:t xml:space="preserve"> </w:t>
         </w:r>
       </w:ins>
-      <w:ins w:id="81" w:author="d-morrison" w:date="2026-09-15T01:09:47Z">
+      <w:ins w:id="81" w:author="d-morrison" w:date="2026-09-15T01:11:38Z">
         <w:r>
-          <w:t xml:space="preserve">6669f36f68606fad349eb40d8e283d3cde1a388a</w:t>
+          <w:t xml:space="preserve">37f910d34e72614a2287adccb1d93d983539adc8</w:t>
         </w:r>
       </w:ins>
     </w:p>
@@ -2316,7 +2316,7 @@
           <w:numId w:val="1004"/>
         </w:numPr>
       </w:pPr>
-      <w:ins w:id="82" w:author="d-morrison" w:date="2026-09-15T01:09:47Z">
+      <w:ins w:id="82" w:author="d-morrison" w:date="2026-09-15T01:11:38Z">
         <w:r>
           <w:rPr>
             <w:b/>
@@ -2325,14 +2325,14 @@
           <w:t xml:space="preserve">Commit date:</w:t>
         </w:r>
       </w:ins>
-      <w:ins w:id="82" w:author="d-morrison" w:date="2026-09-15T01:09:47Z">
+      <w:ins w:id="82" w:author="d-morrison" w:date="2026-09-15T01:11:38Z">
         <w:r>
           <w:t xml:space="preserve"> </w:t>
         </w:r>
       </w:ins>
-      <w:ins w:id="82" w:author="d-morrison" w:date="2026-09-15T01:09:47Z">
+      <w:ins w:id="82" w:author="d-morrison" w:date="2026-09-15T01:11:38Z">
         <w:r>
-          <w:t xml:space="preserve">2026-09-15 01:07:19 +0000</w:t>
+          <w:t xml:space="preserve">2026-09-15 01:09:10 +0000</w:t>
         </w:r>
       </w:ins>
     </w:p>

--- a/pr-preview/pr-58/Your-Book-Title-tracked-changes.docx
+++ b/pr-preview/pr-58/Your-Book-Title-tracked-changes.docx
@@ -2232,7 +2232,7 @@
           <w:numId w:val="1004"/>
         </w:numPr>
       </w:pPr>
-      <w:ins w:id="79" w:author="d-morrison" w:date="2026-09-15T01:11:38Z">
+      <w:ins w:id="79" w:author="d-morrison" w:date="2026-09-15T01:21:01Z">
         <w:r>
           <w:rPr>
             <w:b/>
@@ -2241,12 +2241,12 @@
           <w:t xml:space="preserve">Branch:</w:t>
         </w:r>
       </w:ins>
-      <w:ins w:id="79" w:author="d-morrison" w:date="2026-09-15T01:11:38Z">
+      <w:ins w:id="79" w:author="d-morrison" w:date="2026-09-15T01:21:01Z">
         <w:r>
           <w:t xml:space="preserve"> </w:t>
         </w:r>
       </w:ins>
-      <w:ins w:id="79" w:author="d-morrison" w:date="2026-09-15T01:11:38Z">
+      <w:ins w:id="79" w:author="d-morrison" w:date="2026-09-15T01:21:01Z">
         <w:r>
           <w:t xml:space="preserve">claude/fix-28-workflow-timeouts</w:t>
         </w:r>
@@ -2260,7 +2260,7 @@
           <w:numId w:val="1004"/>
         </w:numPr>
       </w:pPr>
-      <w:ins w:id="80" w:author="d-morrison" w:date="2026-09-15T01:11:38Z">
+      <w:ins w:id="80" w:author="d-morrison" w:date="2026-09-15T01:21:01Z">
         <w:r>
           <w:rPr>
             <w:b/>
@@ -2269,14 +2269,14 @@
           <w:t xml:space="preserve">Commit:</w:t>
         </w:r>
       </w:ins>
-      <w:ins w:id="80" w:author="d-morrison" w:date="2026-09-15T01:11:38Z">
+      <w:ins w:id="80" w:author="d-morrison" w:date="2026-09-15T01:21:01Z">
         <w:r>
           <w:t xml:space="preserve"> </w:t>
         </w:r>
       </w:ins>
-      <w:ins w:id="80" w:author="d-morrison" w:date="2026-09-15T01:11:38Z">
+      <w:ins w:id="80" w:author="d-morrison" w:date="2026-09-15T01:21:01Z">
         <w:r>
-          <w:t xml:space="preserve">37f910d</w:t>
+          <w:t xml:space="preserve">440b91e</w:t>
         </w:r>
       </w:ins>
     </w:p>
@@ -2288,7 +2288,7 @@
           <w:numId w:val="1004"/>
         </w:numPr>
       </w:pPr>
-      <w:ins w:id="81" w:author="d-morrison" w:date="2026-09-15T01:11:38Z">
+      <w:ins w:id="81" w:author="d-morrison" w:date="2026-09-15T01:21:01Z">
         <w:r>
           <w:rPr>
             <w:b/>
@@ -2297,14 +2297,14 @@
           <w:t xml:space="preserve">Full commit hash:</w:t>
         </w:r>
       </w:ins>
-      <w:ins w:id="81" w:author="d-morrison" w:date="2026-09-15T01:11:38Z">
+      <w:ins w:id="81" w:author="d-morrison" w:date="2026-09-15T01:21:01Z">
         <w:r>
           <w:t xml:space="preserve"> </w:t>
         </w:r>
       </w:ins>
-      <w:ins w:id="81" w:author="d-morrison" w:date="2026-09-15T01:11:38Z">
+      <w:ins w:id="81" w:author="d-morrison" w:date="2026-09-15T01:21:01Z">
         <w:r>
-          <w:t xml:space="preserve">37f910d34e72614a2287adccb1d93d983539adc8</w:t>
+          <w:t xml:space="preserve">440b91ec48cf81ede88ae328afb3a77fb665b9ce</w:t>
         </w:r>
       </w:ins>
     </w:p>
@@ -2316,7 +2316,7 @@
           <w:numId w:val="1004"/>
         </w:numPr>
       </w:pPr>
-      <w:ins w:id="82" w:author="d-morrison" w:date="2026-09-15T01:11:38Z">
+      <w:ins w:id="82" w:author="d-morrison" w:date="2026-09-15T01:21:01Z">
         <w:r>
           <w:rPr>
             <w:b/>
@@ -2325,14 +2325,14 @@
           <w:t xml:space="preserve">Commit date:</w:t>
         </w:r>
       </w:ins>
-      <w:ins w:id="82" w:author="d-morrison" w:date="2026-09-15T01:11:38Z">
+      <w:ins w:id="82" w:author="d-morrison" w:date="2026-09-15T01:21:01Z">
         <w:r>
           <w:t xml:space="preserve"> </w:t>
         </w:r>
       </w:ins>
-      <w:ins w:id="82" w:author="d-morrison" w:date="2026-09-15T01:11:38Z">
+      <w:ins w:id="82" w:author="d-morrison" w:date="2026-09-15T01:21:01Z">
         <w:r>
-          <w:t xml:space="preserve">2026-09-15 01:09:10 +0000</w:t>
+          <w:t xml:space="preserve">2026-09-15 01:18:54 +0000</w:t>
         </w:r>
       </w:ins>
     </w:p>

--- a/pr-preview/pr-58/Your-Book-Title-tracked-changes.docx
+++ b/pr-preview/pr-58/Your-Book-Title-tracked-changes.docx
@@ -2232,7 +2232,7 @@
           <w:numId w:val="1004"/>
         </w:numPr>
       </w:pPr>
-      <w:ins w:id="79" w:author="d-morrison" w:date="2026-09-15T01:21:01Z">
+      <w:ins w:id="79" w:author="d-morrison" w:date="2026-09-15T01:28:10Z">
         <w:r>
           <w:rPr>
             <w:b/>
@@ -2241,12 +2241,12 @@
           <w:t xml:space="preserve">Branch:</w:t>
         </w:r>
       </w:ins>
-      <w:ins w:id="79" w:author="d-morrison" w:date="2026-09-15T01:21:01Z">
+      <w:ins w:id="79" w:author="d-morrison" w:date="2026-09-15T01:28:10Z">
         <w:r>
           <w:t xml:space="preserve"> </w:t>
         </w:r>
       </w:ins>
-      <w:ins w:id="79" w:author="d-morrison" w:date="2026-09-15T01:21:01Z">
+      <w:ins w:id="79" w:author="d-morrison" w:date="2026-09-15T01:28:10Z">
         <w:r>
           <w:t xml:space="preserve">claude/fix-28-workflow-timeouts</w:t>
         </w:r>
@@ -2260,7 +2260,7 @@
           <w:numId w:val="1004"/>
         </w:numPr>
       </w:pPr>
-      <w:ins w:id="80" w:author="d-morrison" w:date="2026-09-15T01:21:01Z">
+      <w:ins w:id="80" w:author="d-morrison" w:date="2026-09-15T01:28:10Z">
         <w:r>
           <w:rPr>
             <w:b/>
@@ -2269,12 +2269,12 @@
           <w:t xml:space="preserve">Commit:</w:t>
         </w:r>
       </w:ins>
-      <w:ins w:id="80" w:author="d-morrison" w:date="2026-09-15T01:21:01Z">
+      <w:ins w:id="80" w:author="d-morrison" w:date="2026-09-15T01:28:10Z">
         <w:r>
           <w:t xml:space="preserve"> </w:t>
         </w:r>
       </w:ins>
-      <w:ins w:id="80" w:author="d-morrison" w:date="2026-09-15T01:21:01Z">
+      <w:ins w:id="80" w:author="d-morrison" w:date="2026-09-15T01:28:10Z">
         <w:r>
           <w:t xml:space="preserve">440b91e</w:t>
         </w:r>
@@ -2288,7 +2288,7 @@
           <w:numId w:val="1004"/>
         </w:numPr>
       </w:pPr>
-      <w:ins w:id="81" w:author="d-morrison" w:date="2026-09-15T01:21:01Z">
+      <w:ins w:id="81" w:author="d-morrison" w:date="2026-09-15T01:28:10Z">
         <w:r>
           <w:rPr>
             <w:b/>
@@ -2297,12 +2297,12 @@
           <w:t xml:space="preserve">Full commit hash:</w:t>
         </w:r>
       </w:ins>
-      <w:ins w:id="81" w:author="d-morrison" w:date="2026-09-15T01:21:01Z">
+      <w:ins w:id="81" w:author="d-morrison" w:date="2026-09-15T01:28:10Z">
         <w:r>
           <w:t xml:space="preserve"> </w:t>
         </w:r>
       </w:ins>
-      <w:ins w:id="81" w:author="d-morrison" w:date="2026-09-15T01:21:01Z">
+      <w:ins w:id="81" w:author="d-morrison" w:date="2026-09-15T01:28:10Z">
         <w:r>
           <w:t xml:space="preserve">440b91ec48cf81ede88ae328afb3a77fb665b9ce</w:t>
         </w:r>
@@ -2316,7 +2316,7 @@
           <w:numId w:val="1004"/>
         </w:numPr>
       </w:pPr>
-      <w:ins w:id="82" w:author="d-morrison" w:date="2026-09-15T01:21:01Z">
+      <w:ins w:id="82" w:author="d-morrison" w:date="2026-09-15T01:28:10Z">
         <w:r>
           <w:rPr>
             <w:b/>
@@ -2325,12 +2325,12 @@
           <w:t xml:space="preserve">Commit date:</w:t>
         </w:r>
       </w:ins>
-      <w:ins w:id="82" w:author="d-morrison" w:date="2026-09-15T01:21:01Z">
+      <w:ins w:id="82" w:author="d-morrison" w:date="2026-09-15T01:28:10Z">
         <w:r>
           <w:t xml:space="preserve"> </w:t>
         </w:r>
       </w:ins>
-      <w:ins w:id="82" w:author="d-morrison" w:date="2026-09-15T01:21:01Z">
+      <w:ins w:id="82" w:author="d-morrison" w:date="2026-09-15T01:28:10Z">
         <w:r>
           <w:t xml:space="preserve">2026-09-15 01:18:54 +0000</w:t>
         </w:r>

--- a/pr-preview/pr-58/Your-Book-Title-tracked-changes.docx
+++ b/pr-preview/pr-58/Your-Book-Title-tracked-changes.docx
@@ -2232,7 +2232,7 @@
           <w:numId w:val="1004"/>
         </w:numPr>
       </w:pPr>
-      <w:ins w:id="79" w:author="d-morrison" w:date="2026-09-15T01:28:10Z">
+      <w:ins w:id="79" w:author="d-morrison" w:date="2026-09-15T02:16:09Z">
         <w:r>
           <w:rPr>
             <w:b/>
@@ -2241,12 +2241,12 @@
           <w:t xml:space="preserve">Branch:</w:t>
         </w:r>
       </w:ins>
-      <w:ins w:id="79" w:author="d-morrison" w:date="2026-09-15T01:28:10Z">
+      <w:ins w:id="79" w:author="d-morrison" w:date="2026-09-15T02:16:09Z">
         <w:r>
           <w:t xml:space="preserve"> </w:t>
         </w:r>
       </w:ins>
-      <w:ins w:id="79" w:author="d-morrison" w:date="2026-09-15T01:28:10Z">
+      <w:ins w:id="79" w:author="d-morrison" w:date="2026-09-15T02:16:09Z">
         <w:r>
           <w:t xml:space="preserve">claude/fix-28-workflow-timeouts</w:t>
         </w:r>
@@ -2260,7 +2260,7 @@
           <w:numId w:val="1004"/>
         </w:numPr>
       </w:pPr>
-      <w:ins w:id="80" w:author="d-morrison" w:date="2026-09-15T01:28:10Z">
+      <w:ins w:id="80" w:author="d-morrison" w:date="2026-09-15T02:16:09Z">
         <w:r>
           <w:rPr>
             <w:b/>
@@ -2269,14 +2269,14 @@
           <w:t xml:space="preserve">Commit:</w:t>
         </w:r>
       </w:ins>
-      <w:ins w:id="80" w:author="d-morrison" w:date="2026-09-15T01:28:10Z">
+      <w:ins w:id="80" w:author="d-morrison" w:date="2026-09-15T02:16:09Z">
         <w:r>
           <w:t xml:space="preserve"> </w:t>
         </w:r>
       </w:ins>
-      <w:ins w:id="80" w:author="d-morrison" w:date="2026-09-15T01:28:10Z">
+      <w:ins w:id="80" w:author="d-morrison" w:date="2026-09-15T02:16:09Z">
         <w:r>
-          <w:t xml:space="preserve">440b91e</w:t>
+          <w:t xml:space="preserve">5c02b83</w:t>
         </w:r>
       </w:ins>
     </w:p>
@@ -2288,7 +2288,7 @@
           <w:numId w:val="1004"/>
         </w:numPr>
       </w:pPr>
-      <w:ins w:id="81" w:author="d-morrison" w:date="2026-09-15T01:28:10Z">
+      <w:ins w:id="81" w:author="d-morrison" w:date="2026-09-15T02:16:09Z">
         <w:r>
           <w:rPr>
             <w:b/>
@@ -2297,14 +2297,14 @@
           <w:t xml:space="preserve">Full commit hash:</w:t>
         </w:r>
       </w:ins>
-      <w:ins w:id="81" w:author="d-morrison" w:date="2026-09-15T01:28:10Z">
+      <w:ins w:id="81" w:author="d-morrison" w:date="2026-09-15T02:16:09Z">
         <w:r>
           <w:t xml:space="preserve"> </w:t>
         </w:r>
       </w:ins>
-      <w:ins w:id="81" w:author="d-morrison" w:date="2026-09-15T01:28:10Z">
+      <w:ins w:id="81" w:author="d-morrison" w:date="2026-09-15T02:16:09Z">
         <w:r>
-          <w:t xml:space="preserve">440b91ec48cf81ede88ae328afb3a77fb665b9ce</w:t>
+          <w:t xml:space="preserve">5c02b831866c40830c3e17426958de4bf626ddd4</w:t>
         </w:r>
       </w:ins>
     </w:p>
@@ -2316,7 +2316,7 @@
           <w:numId w:val="1004"/>
         </w:numPr>
       </w:pPr>
-      <w:ins w:id="82" w:author="d-morrison" w:date="2026-09-15T01:28:10Z">
+      <w:ins w:id="82" w:author="d-morrison" w:date="2026-09-15T02:16:09Z">
         <w:r>
           <w:rPr>
             <w:b/>
@@ -2325,14 +2325,14 @@
           <w:t xml:space="preserve">Commit date:</w:t>
         </w:r>
       </w:ins>
-      <w:ins w:id="82" w:author="d-morrison" w:date="2026-09-15T01:28:10Z">
+      <w:ins w:id="82" w:author="d-morrison" w:date="2026-09-15T02:16:09Z">
         <w:r>
           <w:t xml:space="preserve"> </w:t>
         </w:r>
       </w:ins>
-      <w:ins w:id="82" w:author="d-morrison" w:date="2026-09-15T01:28:10Z">
+      <w:ins w:id="82" w:author="d-morrison" w:date="2026-09-15T02:16:09Z">
         <w:r>
-          <w:t xml:space="preserve">2026-09-15 01:18:54 +0000</w:t>
+          <w:t xml:space="preserve">2026-09-15 02:13:43 +0000</w:t>
         </w:r>
       </w:ins>
     </w:p>

--- a/pr-preview/pr-58/Your-Book-Title-tracked-changes.docx
+++ b/pr-preview/pr-58/Your-Book-Title-tracked-changes.docx
@@ -2232,7 +2232,7 @@
           <w:numId w:val="1004"/>
         </w:numPr>
       </w:pPr>
-      <w:ins w:id="79" w:author="d-morrison" w:date="2026-09-15T02:16:09Z">
+      <w:ins w:id="79" w:author="d-morrison" w:date="2026-09-15T02:22:13Z">
         <w:r>
           <w:rPr>
             <w:b/>
@@ -2241,12 +2241,12 @@
           <w:t xml:space="preserve">Branch:</w:t>
         </w:r>
       </w:ins>
-      <w:ins w:id="79" w:author="d-morrison" w:date="2026-09-15T02:16:09Z">
+      <w:ins w:id="79" w:author="d-morrison" w:date="2026-09-15T02:22:13Z">
         <w:r>
           <w:t xml:space="preserve"> </w:t>
         </w:r>
       </w:ins>
-      <w:ins w:id="79" w:author="d-morrison" w:date="2026-09-15T02:16:09Z">
+      <w:ins w:id="79" w:author="d-morrison" w:date="2026-09-15T02:22:13Z">
         <w:r>
           <w:t xml:space="preserve">claude/fix-28-workflow-timeouts</w:t>
         </w:r>
@@ -2260,7 +2260,7 @@
           <w:numId w:val="1004"/>
         </w:numPr>
       </w:pPr>
-      <w:ins w:id="80" w:author="d-morrison" w:date="2026-09-15T02:16:09Z">
+      <w:ins w:id="80" w:author="d-morrison" w:date="2026-09-15T02:22:13Z">
         <w:r>
           <w:rPr>
             <w:b/>
@@ -2269,14 +2269,14 @@
           <w:t xml:space="preserve">Commit:</w:t>
         </w:r>
       </w:ins>
-      <w:ins w:id="80" w:author="d-morrison" w:date="2026-09-15T02:16:09Z">
+      <w:ins w:id="80" w:author="d-morrison" w:date="2026-09-15T02:22:13Z">
         <w:r>
           <w:t xml:space="preserve"> </w:t>
         </w:r>
       </w:ins>
-      <w:ins w:id="80" w:author="d-morrison" w:date="2026-09-15T02:16:09Z">
+      <w:ins w:id="80" w:author="d-morrison" w:date="2026-09-15T02:22:13Z">
         <w:r>
-          <w:t xml:space="preserve">5c02b83</w:t>
+          <w:t xml:space="preserve">2cbb9e0</w:t>
         </w:r>
       </w:ins>
     </w:p>
@@ -2288,7 +2288,7 @@
           <w:numId w:val="1004"/>
         </w:numPr>
       </w:pPr>
-      <w:ins w:id="81" w:author="d-morrison" w:date="2026-09-15T02:16:09Z">
+      <w:ins w:id="81" w:author="d-morrison" w:date="2026-09-15T02:22:13Z">
         <w:r>
           <w:rPr>
             <w:b/>
@@ -2297,14 +2297,14 @@
           <w:t xml:space="preserve">Full commit hash:</w:t>
         </w:r>
       </w:ins>
-      <w:ins w:id="81" w:author="d-morrison" w:date="2026-09-15T02:16:09Z">
+      <w:ins w:id="81" w:author="d-morrison" w:date="2026-09-15T02:22:13Z">
         <w:r>
           <w:t xml:space="preserve"> </w:t>
         </w:r>
       </w:ins>
-      <w:ins w:id="81" w:author="d-morrison" w:date="2026-09-15T02:16:09Z">
+      <w:ins w:id="81" w:author="d-morrison" w:date="2026-09-15T02:22:13Z">
         <w:r>
-          <w:t xml:space="preserve">5c02b831866c40830c3e17426958de4bf626ddd4</w:t>
+          <w:t xml:space="preserve">2cbb9e05b8c99ea3ddcb39ab6b3e5ac62f67e614</w:t>
         </w:r>
       </w:ins>
     </w:p>
@@ -2316,7 +2316,7 @@
           <w:numId w:val="1004"/>
         </w:numPr>
       </w:pPr>
-      <w:ins w:id="82" w:author="d-morrison" w:date="2026-09-15T02:16:09Z">
+      <w:ins w:id="82" w:author="d-morrison" w:date="2026-09-15T02:22:13Z">
         <w:r>
           <w:rPr>
             <w:b/>
@@ -2325,14 +2325,14 @@
           <w:t xml:space="preserve">Commit date:</w:t>
         </w:r>
       </w:ins>
-      <w:ins w:id="82" w:author="d-morrison" w:date="2026-09-15T02:16:09Z">
+      <w:ins w:id="82" w:author="d-morrison" w:date="2026-09-15T02:22:13Z">
         <w:r>
           <w:t xml:space="preserve"> </w:t>
         </w:r>
       </w:ins>
-      <w:ins w:id="82" w:author="d-morrison" w:date="2026-09-15T02:16:09Z">
+      <w:ins w:id="82" w:author="d-morrison" w:date="2026-09-15T02:22:13Z">
         <w:r>
-          <w:t xml:space="preserve">2026-09-15 02:13:43 +0000</w:t>
+          <w:t xml:space="preserve">2026-09-15 02:19:33 +0000</w:t>
         </w:r>
       </w:ins>
     </w:p>
